--- a/USER_GUIDE.docx
+++ b/USER_GUIDE.docx
@@ -2,7 +2,7 @@
 <file path=word/document.xml><?xml version="1.0" encoding="utf-8"?>
 <w:document xmlns:w="http://schemas.openxmlformats.org/wordprocessingml/2006/main" xmlns:m="http://schemas.openxmlformats.org/officeDocument/2006/math" xmlns:r="http://schemas.openxmlformats.org/officeDocument/2006/relationships" xmlns:o="urn:schemas-microsoft-com:office:office" xmlns:v="urn:schemas-microsoft-com:vml" xmlns:w10="urn:schemas-microsoft-com:office:word" xmlns:a="http://schemas.openxmlformats.org/drawingml/2006/main" xmlns:pic="http://schemas.openxmlformats.org/drawingml/2006/picture" xmlns:wp="http://schemas.openxmlformats.org/drawingml/2006/wordprocessingDrawing">
   <w:body>
-    <w:bookmarkStart w:id="31" w:name="X91707f9fc9b27665fa6ac154aa4261cb0b56f8b"/>
+    <w:bookmarkStart w:id="37" w:name="X91707f9fc9b27665fa6ac154aa4261cb0b56f8b"/>
     <w:p>
       <w:pPr>
         <w:pStyle w:val="Heading1"/>
@@ -1336,7 +1336,7 @@
     </w:p>
     <w:bookmarkEnd w:id="26"/>
     <w:bookmarkEnd w:id="27"/>
-    <w:bookmarkStart w:id="28" w:name="general-working-hours-attendance"/>
+    <w:bookmarkStart w:id="34" w:name="general-working-hours-attendance"/>
     <w:p>
       <w:pPr>
         <w:pStyle w:val="Heading2"/>
@@ -1458,11 +1458,776 @@
         <w:t xml:space="preserve">and need to document your daily attendance.</w:t>
       </w:r>
     </w:p>
+    <w:bookmarkStart w:id="30" w:name="day-types-and-absences"/>
+    <w:p>
+      <w:pPr>
+        <w:pStyle w:val="Heading3"/>
+      </w:pPr>
+      <w:r>
+        <w:t xml:space="preserve">Day Types and Absences</w:t>
+      </w:r>
+    </w:p>
     <w:p>
       <w:pPr>
         <w:pStyle w:val="FirstParagraph"/>
       </w:pPr>
       <w:r>
+        <w:t xml:space="preserve">Each day can now be assigned to one of</w:t>
+      </w:r>
+      <w:r>
+        <w:t xml:space="preserve"> </w:t>
+      </w:r>
+      <w:r>
+        <w:rPr>
+          <w:bCs/>
+          <w:b/>
+        </w:rPr>
+        <w:t xml:space="preserve">five types</w:t>
+      </w:r>
+      <w:r>
+        <w:t xml:space="preserve">:</w:t>
+      </w:r>
+    </w:p>
+    <w:tbl>
+      <w:tblPr>
+        <w:tblStyle w:val="Table"/>
+        <w:tblW w:type="pct" w:w="5000"/>
+        <w:tblLook w:firstRow="1" w:lastRow="0" w:firstColumn="0" w:lastColumn="0" w:noHBand="0" w:noVBand="0" w:val="0020"/>
+      </w:tblPr>
+      <w:tblGrid>
+        <w:gridCol w:w="1980"/>
+        <w:gridCol w:w="1980"/>
+        <w:gridCol w:w="1980"/>
+        <w:gridCol w:w="1980"/>
+      </w:tblGrid>
+      <w:tr>
+        <w:trPr>
+          <w:tblHeader w:val="true"/>
+        </w:trPr>
+        <w:tc>
+          <w:tcPr/>
+          <w:p>
+            <w:pPr>
+              <w:pStyle w:val="Compact"/>
+              <w:jc w:val="left"/>
+            </w:pPr>
+            <w:r>
+              <w:t xml:space="preserve">Type</w:t>
+            </w:r>
+          </w:p>
+        </w:tc>
+        <w:tc>
+          <w:tcPr/>
+          <w:p>
+            <w:pPr>
+              <w:pStyle w:val="Compact"/>
+              <w:jc w:val="left"/>
+            </w:pPr>
+            <w:r>
+              <w:t xml:space="preserve">Icon</w:t>
+            </w:r>
+          </w:p>
+        </w:tc>
+        <w:tc>
+          <w:tcPr/>
+          <w:p>
+            <w:pPr>
+              <w:pStyle w:val="Compact"/>
+              <w:jc w:val="left"/>
+            </w:pPr>
+            <w:r>
+              <w:t xml:space="preserve">Description</w:t>
+            </w:r>
+          </w:p>
+        </w:tc>
+        <w:tc>
+          <w:tcPr/>
+          <w:p>
+            <w:pPr>
+              <w:pStyle w:val="Compact"/>
+              <w:jc w:val="left"/>
+            </w:pPr>
+            <w:r>
+              <w:t xml:space="preserve">Time fields</w:t>
+            </w:r>
+          </w:p>
+        </w:tc>
+      </w:tr>
+      <w:tr>
+        <w:tc>
+          <w:tcPr/>
+          <w:p>
+            <w:pPr>
+              <w:pStyle w:val="Compact"/>
+              <w:jc w:val="left"/>
+            </w:pPr>
+            <w:r>
+              <w:rPr>
+                <w:bCs/>
+                <w:b/>
+              </w:rPr>
+              <w:t xml:space="preserve">Regular Working Time</w:t>
+            </w:r>
+          </w:p>
+        </w:tc>
+        <w:tc>
+          <w:tcPr/>
+          <w:p>
+            <w:pPr>
+              <w:pStyle w:val="Compact"/>
+              <w:jc w:val="left"/>
+            </w:pPr>
+            <w:r>
+              <w:t xml:space="preserve">grey</w:t>
+            </w:r>
+          </w:p>
+        </w:tc>
+        <w:tc>
+          <w:tcPr/>
+          <w:p>
+            <w:pPr>
+              <w:pStyle w:val="Compact"/>
+              <w:jc w:val="left"/>
+            </w:pPr>
+            <w:r>
+              <w:t xml:space="preserve">Normal working day</w:t>
+            </w:r>
+          </w:p>
+        </w:tc>
+        <w:tc>
+          <w:tcPr/>
+          <w:p>
+            <w:pPr>
+              <w:pStyle w:val="Compact"/>
+              <w:jc w:val="left"/>
+            </w:pPr>
+            <w:r>
+              <w:t xml:space="preserve">Clock in, clock out, break required</w:t>
+            </w:r>
+          </w:p>
+        </w:tc>
+      </w:tr>
+      <w:tr>
+        <w:tc>
+          <w:tcPr/>
+          <w:p>
+            <w:pPr>
+              <w:pStyle w:val="Compact"/>
+              <w:jc w:val="left"/>
+            </w:pPr>
+            <w:r>
+              <w:rPr>
+                <w:bCs/>
+                <w:b/>
+              </w:rPr>
+              <w:t xml:space="preserve">Vacation</w:t>
+            </w:r>
+          </w:p>
+        </w:tc>
+        <w:tc>
+          <w:tcPr/>
+          <w:p>
+            <w:pPr>
+              <w:pStyle w:val="Compact"/>
+              <w:jc w:val="left"/>
+            </w:pPr>
+            <w:r>
+              <w:t xml:space="preserve">🌴 blue</w:t>
+            </w:r>
+          </w:p>
+        </w:tc>
+        <w:tc>
+          <w:tcPr/>
+          <w:p>
+            <w:pPr>
+              <w:pStyle w:val="Compact"/>
+              <w:jc w:val="left"/>
+            </w:pPr>
+            <w:r>
+              <w:t xml:space="preserve">Vacation day</w:t>
+            </w:r>
+          </w:p>
+        </w:tc>
+        <w:tc>
+          <w:tcPr/>
+          <w:p>
+            <w:pPr>
+              <w:pStyle w:val="Compact"/>
+              <w:jc w:val="left"/>
+            </w:pPr>
+            <w:r>
+              <w:t xml:space="preserve">Optional: only for half-day</w:t>
+            </w:r>
+          </w:p>
+        </w:tc>
+      </w:tr>
+      <w:tr>
+        <w:tc>
+          <w:tcPr/>
+          <w:p>
+            <w:pPr>
+              <w:pStyle w:val="Compact"/>
+              <w:jc w:val="left"/>
+            </w:pPr>
+            <w:r>
+              <w:rPr>
+                <w:bCs/>
+                <w:b/>
+              </w:rPr>
+              <w:t xml:space="preserve">Sick Leave</w:t>
+            </w:r>
+          </w:p>
+        </w:tc>
+        <w:tc>
+          <w:tcPr/>
+          <w:p>
+            <w:pPr>
+              <w:pStyle w:val="Compact"/>
+              <w:jc w:val="left"/>
+            </w:pPr>
+            <w:r>
+              <w:t xml:space="preserve">🩺 orange</w:t>
+            </w:r>
+          </w:p>
+        </w:tc>
+        <w:tc>
+          <w:tcPr/>
+          <w:p>
+            <w:pPr>
+              <w:pStyle w:val="Compact"/>
+              <w:jc w:val="left"/>
+            </w:pPr>
+            <w:r>
+              <w:t xml:space="preserve">Sick day</w:t>
+            </w:r>
+          </w:p>
+        </w:tc>
+        <w:tc>
+          <w:tcPr/>
+          <w:p>
+            <w:pPr>
+              <w:pStyle w:val="Compact"/>
+              <w:jc w:val="left"/>
+            </w:pPr>
+            <w:r>
+              <w:t xml:space="preserve">Optional: only for half-day</w:t>
+            </w:r>
+          </w:p>
+        </w:tc>
+      </w:tr>
+      <w:tr>
+        <w:tc>
+          <w:tcPr/>
+          <w:p>
+            <w:pPr>
+              <w:pStyle w:val="Compact"/>
+              <w:jc w:val="left"/>
+            </w:pPr>
+            <w:r>
+              <w:rPr>
+                <w:bCs/>
+                <w:b/>
+              </w:rPr>
+              <w:t xml:space="preserve">Special Leave</w:t>
+            </w:r>
+          </w:p>
+        </w:tc>
+        <w:tc>
+          <w:tcPr/>
+          <w:p>
+            <w:pPr>
+              <w:pStyle w:val="Compact"/>
+              <w:jc w:val="left"/>
+            </w:pPr>
+            <w:r>
+              <w:t xml:space="preserve">💼 purple</w:t>
+            </w:r>
+          </w:p>
+        </w:tc>
+        <w:tc>
+          <w:tcPr/>
+          <w:p>
+            <w:pPr>
+              <w:pStyle w:val="Compact"/>
+              <w:jc w:val="left"/>
+            </w:pPr>
+            <w:r>
+              <w:t xml:space="preserve">Special leave (e.g. moving, wedding)</w:t>
+            </w:r>
+          </w:p>
+        </w:tc>
+        <w:tc>
+          <w:tcPr/>
+          <w:p>
+            <w:pPr>
+              <w:pStyle w:val="Compact"/>
+              <w:jc w:val="left"/>
+            </w:pPr>
+            <w:r>
+              <w:t xml:space="preserve">Optional: only for half-day</w:t>
+            </w:r>
+          </w:p>
+        </w:tc>
+      </w:tr>
+      <w:tr>
+        <w:tc>
+          <w:tcPr/>
+          <w:p>
+            <w:pPr>
+              <w:pStyle w:val="Compact"/>
+              <w:jc w:val="left"/>
+            </w:pPr>
+            <w:r>
+              <w:rPr>
+                <w:bCs/>
+                <w:b/>
+              </w:rPr>
+              <w:t xml:space="preserve">Parental Leave</w:t>
+            </w:r>
+          </w:p>
+        </w:tc>
+        <w:tc>
+          <w:tcPr/>
+          <w:p>
+            <w:pPr>
+              <w:pStyle w:val="Compact"/>
+              <w:jc w:val="left"/>
+            </w:pPr>
+            <w:r>
+              <w:t xml:space="preserve">👶 green</w:t>
+            </w:r>
+          </w:p>
+        </w:tc>
+        <w:tc>
+          <w:tcPr/>
+          <w:p>
+            <w:pPr>
+              <w:pStyle w:val="Compact"/>
+              <w:jc w:val="left"/>
+            </w:pPr>
+            <w:r>
+              <w:t xml:space="preserve">Parental leave</w:t>
+            </w:r>
+          </w:p>
+        </w:tc>
+        <w:tc>
+          <w:tcPr/>
+          <w:p>
+            <w:pPr>
+              <w:pStyle w:val="Compact"/>
+              <w:jc w:val="left"/>
+            </w:pPr>
+            <w:r>
+              <w:t xml:space="preserve">No time fields</w:t>
+            </w:r>
+          </w:p>
+        </w:tc>
+      </w:tr>
+    </w:tbl>
+    <w:bookmarkStart w:id="28" w:name="full-day-absence-vs.-half-day"/>
+    <w:p>
+      <w:pPr>
+        <w:pStyle w:val="Heading4"/>
+      </w:pPr>
+      <w:r>
+        <w:t xml:space="preserve">Full-day absence vs. half-day</w:t>
+      </w:r>
+    </w:p>
+    <w:p>
+      <w:pPr>
+        <w:numPr>
+          <w:ilvl w:val="0"/>
+          <w:numId w:val="1010"/>
+        </w:numPr>
+        <w:pStyle w:val="Compact"/>
+      </w:pPr>
+      <w:r>
+        <w:rPr>
+          <w:bCs/>
+          <w:b/>
+        </w:rPr>
+        <w:t xml:space="preserve">Full-day absence:</w:t>
+      </w:r>
+      <w:r>
+        <w:t xml:space="preserve"> </w:t>
+      </w:r>
+      <w:r>
+        <w:t xml:space="preserve">Select the appropriate day type (e.g. </w:t>
+      </w:r>
+      <w:r>
+        <w:t xml:space="preserve">“</w:t>
+      </w:r>
+      <w:r>
+        <w:t xml:space="preserve">Vacation</w:t>
+      </w:r>
+      <w:r>
+        <w:t xml:space="preserve">”</w:t>
+      </w:r>
+      <w:r>
+        <w:t xml:space="preserve">) – the time fields (clock in/out/break) are automatically hidden. The day counts as fully absent.</w:t>
+      </w:r>
+    </w:p>
+    <w:p>
+      <w:pPr>
+        <w:numPr>
+          <w:ilvl w:val="0"/>
+          <w:numId w:val="1010"/>
+        </w:numPr>
+        <w:pStyle w:val="Compact"/>
+      </w:pPr>
+      <w:r>
+        <w:rPr>
+          <w:bCs/>
+          <w:b/>
+        </w:rPr>
+        <w:t xml:space="preserve">Half-day:</w:t>
+      </w:r>
+      <w:r>
+        <w:t xml:space="preserve"> </w:t>
+      </w:r>
+      <w:r>
+        <w:t xml:space="preserve">Activate the</w:t>
+      </w:r>
+      <w:r>
+        <w:t xml:space="preserve"> </w:t>
+      </w:r>
+      <w:r>
+        <w:rPr>
+          <w:bCs/>
+          <w:b/>
+        </w:rPr>
+        <w:t xml:space="preserve">“</w:t>
+      </w:r>
+      <w:r>
+        <w:rPr>
+          <w:bCs/>
+          <w:b/>
+        </w:rPr>
+        <w:t xml:space="preserve">Half Day</w:t>
+      </w:r>
+      <w:r>
+        <w:rPr>
+          <w:bCs/>
+          <w:b/>
+        </w:rPr>
+        <w:t xml:space="preserve">”</w:t>
+      </w:r>
+      <w:r>
+        <w:t xml:space="preserve"> </w:t>
+      </w:r>
+      <w:r>
+        <w:t xml:space="preserve">checkbox – the time fields remain visible so you can record the worked half-day (e.g. vacation in the morning, worked in the afternoon).</w:t>
+      </w:r>
+    </w:p>
+    <w:bookmarkEnd w:id="28"/>
+    <w:bookmarkStart w:id="29" w:name="Xde3b60fa57f8fc36f35b12cc008badbd31c7d91"/>
+    <w:p>
+      <w:pPr>
+        <w:pStyle w:val="Heading4"/>
+      </w:pPr>
+      <w:r>
+        <w:t xml:space="preserve">Target time calculation: crediting vs. neutralization</w:t>
+      </w:r>
+    </w:p>
+    <w:p>
+      <w:pPr>
+        <w:pStyle w:val="FirstParagraph"/>
+      </w:pPr>
+      <w:r>
+        <w:t xml:space="preserve">The day type affects how the day is included in the</w:t>
+      </w:r>
+      <w:r>
+        <w:t xml:space="preserve"> </w:t>
+      </w:r>
+      <w:r>
+        <w:rPr>
+          <w:bCs/>
+          <w:b/>
+        </w:rPr>
+        <w:t xml:space="preserve">monthly target hours</w:t>
+      </w:r>
+      <w:r>
+        <w:t xml:space="preserve">:</w:t>
+      </w:r>
+    </w:p>
+    <w:p>
+      <w:pPr>
+        <w:numPr>
+          <w:ilvl w:val="0"/>
+          <w:numId w:val="1011"/>
+        </w:numPr>
+        <w:pStyle w:val="Compact"/>
+      </w:pPr>
+      <w:r>
+        <w:rPr>
+          <w:bCs/>
+          <w:b/>
+        </w:rPr>
+        <w:t xml:space="preserve">Regular Working Time:</w:t>
+      </w:r>
+      <w:r>
+        <w:t xml:space="preserve"> </w:t>
+      </w:r>
+      <w:r>
+        <w:t xml:space="preserve">Counts towards target hours, worked hours are recorded.</w:t>
+      </w:r>
+    </w:p>
+    <w:p>
+      <w:pPr>
+        <w:numPr>
+          <w:ilvl w:val="0"/>
+          <w:numId w:val="1011"/>
+        </w:numPr>
+        <w:pStyle w:val="Compact"/>
+      </w:pPr>
+      <w:r>
+        <w:rPr>
+          <w:bCs/>
+          <w:b/>
+        </w:rPr>
+        <w:t xml:space="preserve">Vacation / Sick Leave / Special Leave:</w:t>
+      </w:r>
+      <w:r>
+        <w:t xml:space="preserve"> </w:t>
+      </w:r>
+      <w:r>
+        <w:t xml:space="preserve">The day is</w:t>
+      </w:r>
+      <w:r>
+        <w:t xml:space="preserve"> </w:t>
+      </w:r>
+      <w:r>
+        <w:rPr>
+          <w:bCs/>
+          <w:b/>
+        </w:rPr>
+        <w:t xml:space="preserve">credited</w:t>
+      </w:r>
+      <w:r>
+        <w:t xml:space="preserve"> </w:t>
+      </w:r>
+      <w:r>
+        <w:t xml:space="preserve">– it counts towards the target AND is considered fulfilled (credited to your time account). Your balance remains neutral.</w:t>
+      </w:r>
+    </w:p>
+    <w:p>
+      <w:pPr>
+        <w:numPr>
+          <w:ilvl w:val="1"/>
+          <w:numId w:val="1012"/>
+        </w:numPr>
+        <w:pStyle w:val="Compact"/>
+      </w:pPr>
+      <w:r>
+        <w:rPr>
+          <w:bCs/>
+          <w:b/>
+        </w:rPr>
+        <w:t xml:space="preserve">Full day:</w:t>
+      </w:r>
+      <w:r>
+        <w:t xml:space="preserve"> </w:t>
+      </w:r>
+      <w:r>
+        <w:t xml:space="preserve">full daily target hours (e.g. 8 hours) are credited</w:t>
+      </w:r>
+    </w:p>
+    <w:p>
+      <w:pPr>
+        <w:numPr>
+          <w:ilvl w:val="1"/>
+          <w:numId w:val="1012"/>
+        </w:numPr>
+        <w:pStyle w:val="Compact"/>
+      </w:pPr>
+      <w:r>
+        <w:rPr>
+          <w:bCs/>
+          <w:b/>
+        </w:rPr>
+        <w:t xml:space="preserve">Half day:</w:t>
+      </w:r>
+      <w:r>
+        <w:t xml:space="preserve"> </w:t>
+      </w:r>
+      <w:r>
+        <w:t xml:space="preserve">half of daily target hours (e.g. 4 hours) are credited, worked hours are additionally recorded</w:t>
+      </w:r>
+    </w:p>
+    <w:p>
+      <w:pPr>
+        <w:numPr>
+          <w:ilvl w:val="0"/>
+          <w:numId w:val="1011"/>
+        </w:numPr>
+        <w:pStyle w:val="Compact"/>
+      </w:pPr>
+      <w:r>
+        <w:rPr>
+          <w:bCs/>
+          <w:b/>
+        </w:rPr>
+        <w:t xml:space="preserve">Parental Leave:</w:t>
+      </w:r>
+      <w:r>
+        <w:t xml:space="preserve"> </w:t>
+      </w:r>
+      <w:r>
+        <w:t xml:space="preserve">The day is</w:t>
+      </w:r>
+      <w:r>
+        <w:t xml:space="preserve"> </w:t>
+      </w:r>
+      <w:r>
+        <w:rPr>
+          <w:bCs/>
+          <w:b/>
+        </w:rPr>
+        <w:t xml:space="preserve">neutralized</w:t>
+      </w:r>
+      <w:r>
+        <w:t xml:space="preserve"> </w:t>
+      </w:r>
+      <w:r>
+        <w:t xml:space="preserve">– it is completely removed from the target hours (neither target nor actual). The monthly target hours are reduced accordingly.</w:t>
+      </w:r>
+    </w:p>
+    <w:p>
+      <w:pPr>
+        <w:pStyle w:val="FirstParagraph"/>
+      </w:pPr>
+      <w:r>
+        <w:rPr>
+          <w:bCs/>
+          <w:b/>
+        </w:rPr>
+        <w:t xml:space="preserve">Example:</w:t>
+      </w:r>
+      <w:r>
+        <w:t xml:space="preserve"> </w:t>
+      </w:r>
+      <w:r>
+        <w:t xml:space="preserve">20 target workdays in the month, including 3 days vacation and 2 days parental leave:</w:t>
+      </w:r>
+      <w:r>
+        <w:t xml:space="preserve"> </w:t>
+      </w:r>
+      <w:r>
+        <w:t xml:space="preserve">- Target hours remain at 20 days (vacation counts)</w:t>
+      </w:r>
+      <w:r>
+        <w:t xml:space="preserve"> </w:t>
+      </w:r>
+      <w:r>
+        <w:t xml:space="preserve">- Vacation is credited with 3 × 8h = 24h</w:t>
+      </w:r>
+      <w:r>
+        <w:t xml:space="preserve"> </w:t>
+      </w:r>
+      <w:r>
+        <w:t xml:space="preserve">- Effective target hours are reduced to 18 days (−2 days parental leave)</w:t>
+      </w:r>
+    </w:p>
+    <w:p>
+      <w:pPr>
+        <w:pStyle w:val="BodyText"/>
+      </w:pPr>
+      <w:r>
+        <w:t xml:space="preserve">The</w:t>
+      </w:r>
+      <w:r>
+        <w:t xml:space="preserve"> </w:t>
+      </w:r>
+      <w:r>
+        <w:rPr>
+          <w:bCs/>
+          <w:b/>
+        </w:rPr>
+        <w:t xml:space="preserve">metric cards</w:t>
+      </w:r>
+      <w:r>
+        <w:t xml:space="preserve"> </w:t>
+      </w:r>
+      <w:r>
+        <w:t xml:space="preserve">at the top show you:</w:t>
+      </w:r>
+      <w:r>
+        <w:t xml:space="preserve"> </w:t>
+      </w:r>
+      <w:r>
+        <w:t xml:space="preserve">-</w:t>
+      </w:r>
+      <w:r>
+        <w:t xml:space="preserve"> </w:t>
+      </w:r>
+      <w:r>
+        <w:rPr>
+          <w:bCs/>
+          <w:b/>
+        </w:rPr>
+        <w:t xml:space="preserve">Target Hours Month</w:t>
+      </w:r>
+      <w:r>
+        <w:t xml:space="preserve"> </w:t>
+      </w:r>
+      <w:r>
+        <w:t xml:space="preserve">– including number of credited days and parental leave days</w:t>
+      </w:r>
+      <w:r>
+        <w:t xml:space="preserve"> </w:t>
+      </w:r>
+      <w:r>
+        <w:t xml:space="preserve">-</w:t>
+      </w:r>
+      <w:r>
+        <w:t xml:space="preserve"> </w:t>
+      </w:r>
+      <w:r>
+        <w:rPr>
+          <w:bCs/>
+          <w:b/>
+        </w:rPr>
+        <w:t xml:space="preserve">Actual Hours Month</w:t>
+      </w:r>
+      <w:r>
+        <w:t xml:space="preserve"> </w:t>
+      </w:r>
+      <w:r>
+        <w:t xml:space="preserve">– including credited hours</w:t>
+      </w:r>
+      <w:r>
+        <w:t xml:space="preserve"> </w:t>
+      </w:r>
+      <w:r>
+        <w:t xml:space="preserve">-</w:t>
+      </w:r>
+      <w:r>
+        <w:t xml:space="preserve"> </w:t>
+      </w:r>
+      <w:r>
+        <w:rPr>
+          <w:bCs/>
+          <w:b/>
+        </w:rPr>
+        <w:t xml:space="preserve">Overtime Balance</w:t>
+      </w:r>
+    </w:p>
+    <w:bookmarkEnd w:id="29"/>
+    <w:bookmarkEnd w:id="30"/>
+    <w:bookmarkStart w:id="31" w:name="recording-a-working-day"/>
+    <w:p>
+      <w:pPr>
+        <w:pStyle w:val="Heading3"/>
+      </w:pPr>
+      <w:r>
+        <w:t xml:space="preserve">Recording a working day</w:t>
+      </w:r>
+    </w:p>
+    <w:p>
+      <w:pPr>
+        <w:pStyle w:val="FirstParagraph"/>
+      </w:pPr>
+      <w:r>
         <w:t xml:space="preserve">How to record a working day:</w:t>
       </w:r>
     </w:p>
@@ -1470,7 +2235,7 @@
       <w:pPr>
         <w:numPr>
           <w:ilvl w:val="0"/>
-          <w:numId w:val="1010"/>
+          <w:numId w:val="1013"/>
         </w:numPr>
         <w:pStyle w:val="Compact"/>
       </w:pPr>
@@ -1495,12 +2260,94 @@
       <w:pPr>
         <w:numPr>
           <w:ilvl w:val="0"/>
-          <w:numId w:val="1010"/>
-        </w:numPr>
-        <w:pStyle w:val="Compact"/>
-      </w:pPr>
-      <w:r>
-        <w:t xml:space="preserve">Enter</w:t>
+          <w:numId w:val="1013"/>
+        </w:numPr>
+        <w:pStyle w:val="Compact"/>
+      </w:pPr>
+      <w:r>
+        <w:t xml:space="preserve">Select the</w:t>
+      </w:r>
+      <w:r>
+        <w:t xml:space="preserve"> </w:t>
+      </w:r>
+      <w:r>
+        <w:rPr>
+          <w:bCs/>
+          <w:b/>
+        </w:rPr>
+        <w:t xml:space="preserve">type</w:t>
+      </w:r>
+      <w:r>
+        <w:t xml:space="preserve"> </w:t>
+      </w:r>
+      <w:r>
+        <w:t xml:space="preserve">of day (default:</w:t>
+      </w:r>
+      <w:r>
+        <w:t xml:space="preserve"> </w:t>
+      </w:r>
+      <w:r>
+        <w:t xml:space="preserve">“</w:t>
+      </w:r>
+      <w:r>
+        <w:t xml:space="preserve">Regular Working Time</w:t>
+      </w:r>
+      <w:r>
+        <w:t xml:space="preserve">”</w:t>
+      </w:r>
+      <w:r>
+        <w:t xml:space="preserve">).</w:t>
+      </w:r>
+    </w:p>
+    <w:p>
+      <w:pPr>
+        <w:numPr>
+          <w:ilvl w:val="0"/>
+          <w:numId w:val="1013"/>
+        </w:numPr>
+        <w:pStyle w:val="Compact"/>
+      </w:pPr>
+      <w:r>
+        <w:t xml:space="preserve">For absences: optionally activate</w:t>
+      </w:r>
+      <w:r>
+        <w:t xml:space="preserve"> </w:t>
+      </w:r>
+      <w:r>
+        <w:rPr>
+          <w:bCs/>
+          <w:b/>
+        </w:rPr>
+        <w:t xml:space="preserve">“</w:t>
+      </w:r>
+      <w:r>
+        <w:rPr>
+          <w:bCs/>
+          <w:b/>
+        </w:rPr>
+        <w:t xml:space="preserve">Half Day</w:t>
+      </w:r>
+      <w:r>
+        <w:rPr>
+          <w:bCs/>
+          <w:b/>
+        </w:rPr>
+        <w:t xml:space="preserve">”</w:t>
+      </w:r>
+      <w:r>
+        <w:t xml:space="preserve">.</w:t>
+      </w:r>
+    </w:p>
+    <w:p>
+      <w:pPr>
+        <w:numPr>
+          <w:ilvl w:val="0"/>
+          <w:numId w:val="1013"/>
+        </w:numPr>
+        <w:pStyle w:val="Compact"/>
+      </w:pPr>
+      <w:r>
+        <w:t xml:space="preserve">For regular work or half-day: enter</w:t>
       </w:r>
       <w:r>
         <w:t xml:space="preserve"> </w:t>
@@ -1516,19 +2363,7 @@
         <w:t xml:space="preserve"> </w:t>
       </w:r>
       <w:r>
-        <w:t xml:space="preserve">(start time).</w:t>
-      </w:r>
-    </w:p>
-    <w:p>
-      <w:pPr>
-        <w:numPr>
-          <w:ilvl w:val="0"/>
-          <w:numId w:val="1010"/>
-        </w:numPr>
-        <w:pStyle w:val="Compact"/>
-      </w:pPr>
-      <w:r>
-        <w:t xml:space="preserve">Enter</w:t>
+        <w:t xml:space="preserve">(start time),</w:t>
       </w:r>
       <w:r>
         <w:t xml:space="preserve"> </w:t>
@@ -1544,29 +2379,17 @@
         <w:t xml:space="preserve"> </w:t>
       </w:r>
       <w:r>
-        <w:t xml:space="preserve">(end time).</w:t>
-      </w:r>
-    </w:p>
-    <w:p>
-      <w:pPr>
-        <w:numPr>
-          <w:ilvl w:val="0"/>
-          <w:numId w:val="1010"/>
-        </w:numPr>
-        <w:pStyle w:val="Compact"/>
-      </w:pPr>
-      <w:r>
-        <w:t xml:space="preserve">Enter the</w:t>
-      </w:r>
-      <w:r>
-        <w:t xml:space="preserve"> </w:t>
-      </w:r>
-      <w:r>
-        <w:rPr>
-          <w:bCs/>
-          <w:b/>
-        </w:rPr>
-        <w:t xml:space="preserve">break (min)</w:t>
+        <w:t xml:space="preserve">(end time),</w:t>
+      </w:r>
+      <w:r>
+        <w:t xml:space="preserve"> </w:t>
+      </w:r>
+      <w:r>
+        <w:rPr>
+          <w:bCs/>
+          <w:b/>
+        </w:rPr>
+        <w:t xml:space="preserve">Break (min)</w:t>
       </w:r>
       <w:r>
         <w:t xml:space="preserve">.</w:t>
@@ -1576,7 +2399,7 @@
       <w:pPr>
         <w:numPr>
           <w:ilvl w:val="0"/>
-          <w:numId w:val="1010"/>
+          <w:numId w:val="1013"/>
         </w:numPr>
         <w:pStyle w:val="Compact"/>
       </w:pPr>
@@ -1619,7 +2442,7 @@
       <w:pPr>
         <w:numPr>
           <w:ilvl w:val="0"/>
-          <w:numId w:val="1010"/>
+          <w:numId w:val="1013"/>
         </w:numPr>
         <w:pStyle w:val="Compact"/>
       </w:pPr>
@@ -1634,7 +2457,7 @@
           <w:bCs/>
           <w:b/>
         </w:rPr>
-        <w:t xml:space="preserve">➕</w:t>
+        <w:t xml:space="preserve">➕ Save</w:t>
       </w:r>
       <w:r>
         <w:t xml:space="preserve"> </w:t>
@@ -1643,11 +2466,230 @@
         <w:t xml:space="preserve">to save the day.</w:t>
       </w:r>
     </w:p>
+    <w:bookmarkEnd w:id="31"/>
+    <w:bookmarkStart w:id="32" w:name="editing-daily-entries"/>
+    <w:p>
+      <w:pPr>
+        <w:pStyle w:val="Heading3"/>
+      </w:pPr>
+      <w:r>
+        <w:t xml:space="preserve">Editing daily entries</w:t>
+      </w:r>
+    </w:p>
     <w:p>
       <w:pPr>
         <w:pStyle w:val="FirstParagraph"/>
       </w:pPr>
       <w:r>
+        <w:t xml:space="preserve">Each saved day can be</w:t>
+      </w:r>
+      <w:r>
+        <w:t xml:space="preserve"> </w:t>
+      </w:r>
+      <w:r>
+        <w:rPr>
+          <w:bCs/>
+          <w:b/>
+        </w:rPr>
+        <w:t xml:space="preserve">edited</w:t>
+      </w:r>
+      <w:r>
+        <w:t xml:space="preserve"> </w:t>
+      </w:r>
+      <w:r>
+        <w:t xml:space="preserve">retrospectively (except in locked periods):</w:t>
+      </w:r>
+    </w:p>
+    <w:p>
+      <w:pPr>
+        <w:numPr>
+          <w:ilvl w:val="0"/>
+          <w:numId w:val="1014"/>
+        </w:numPr>
+        <w:pStyle w:val="Compact"/>
+      </w:pPr>
+      <w:r>
+        <w:t xml:space="preserve">In the table, click</w:t>
+      </w:r>
+      <w:r>
+        <w:t xml:space="preserve"> </w:t>
+      </w:r>
+      <w:r>
+        <w:rPr>
+          <w:bCs/>
+          <w:b/>
+        </w:rPr>
+        <w:t xml:space="preserve">“</w:t>
+      </w:r>
+      <w:r>
+        <w:rPr>
+          <w:bCs/>
+          <w:b/>
+        </w:rPr>
+        <w:t xml:space="preserve">Edit</w:t>
+      </w:r>
+      <w:r>
+        <w:rPr>
+          <w:bCs/>
+          <w:b/>
+        </w:rPr>
+        <w:t xml:space="preserve">”</w:t>
+      </w:r>
+      <w:r>
+        <w:t xml:space="preserve"> </w:t>
+      </w:r>
+      <w:r>
+        <w:t xml:space="preserve">✏️ for the day you want to change.</w:t>
+      </w:r>
+    </w:p>
+    <w:p>
+      <w:pPr>
+        <w:numPr>
+          <w:ilvl w:val="0"/>
+          <w:numId w:val="1014"/>
+        </w:numPr>
+        <w:pStyle w:val="Compact"/>
+      </w:pPr>
+      <w:r>
+        <w:t xml:space="preserve">The entry is loaded into the form –</w:t>
+      </w:r>
+      <w:r>
+        <w:t xml:space="preserve"> </w:t>
+      </w:r>
+      <w:r>
+        <w:rPr>
+          <w:bCs/>
+          <w:b/>
+        </w:rPr>
+        <w:t xml:space="preserve">everything</w:t>
+      </w:r>
+      <w:r>
+        <w:t xml:space="preserve"> </w:t>
+      </w:r>
+      <w:r>
+        <w:t xml:space="preserve">can be corrected (date, type, times, note).</w:t>
+      </w:r>
+    </w:p>
+    <w:p>
+      <w:pPr>
+        <w:numPr>
+          <w:ilvl w:val="0"/>
+          <w:numId w:val="1014"/>
+        </w:numPr>
+        <w:pStyle w:val="Compact"/>
+      </w:pPr>
+      <w:r>
+        <w:t xml:space="preserve">Make the desired changes.</w:t>
+      </w:r>
+    </w:p>
+    <w:p>
+      <w:pPr>
+        <w:numPr>
+          <w:ilvl w:val="0"/>
+          <w:numId w:val="1014"/>
+        </w:numPr>
+        <w:pStyle w:val="Compact"/>
+      </w:pPr>
+      <w:r>
+        <w:t xml:space="preserve">Click</w:t>
+      </w:r>
+      <w:r>
+        <w:t xml:space="preserve"> </w:t>
+      </w:r>
+      <w:r>
+        <w:rPr>
+          <w:bCs/>
+          <w:b/>
+        </w:rPr>
+        <w:t xml:space="preserve">“</w:t>
+      </w:r>
+      <w:r>
+        <w:rPr>
+          <w:bCs/>
+          <w:b/>
+        </w:rPr>
+        <w:t xml:space="preserve">Save</w:t>
+      </w:r>
+      <w:r>
+        <w:rPr>
+          <w:bCs/>
+          <w:b/>
+        </w:rPr>
+        <w:t xml:space="preserve">”</w:t>
+      </w:r>
+      <w:r>
+        <w:t xml:space="preserve"> </w:t>
+      </w:r>
+      <w:r>
+        <w:t xml:space="preserve">or</w:t>
+      </w:r>
+      <w:r>
+        <w:t xml:space="preserve"> </w:t>
+      </w:r>
+      <w:r>
+        <w:rPr>
+          <w:bCs/>
+          <w:b/>
+        </w:rPr>
+        <w:t xml:space="preserve">“</w:t>
+      </w:r>
+      <w:r>
+        <w:rPr>
+          <w:bCs/>
+          <w:b/>
+        </w:rPr>
+        <w:t xml:space="preserve">Cancel</w:t>
+      </w:r>
+      <w:r>
+        <w:rPr>
+          <w:bCs/>
+          <w:b/>
+        </w:rPr>
+        <w:t xml:space="preserve">”</w:t>
+      </w:r>
+      <w:r>
+        <w:t xml:space="preserve"> </w:t>
+      </w:r>
+      <w:r>
+        <w:t xml:space="preserve">to discard the edit.</w:t>
+      </w:r>
+    </w:p>
+    <w:p>
+      <w:pPr>
+        <w:pStyle w:val="FirstParagraph"/>
+      </w:pPr>
+      <w:r>
+        <w:t xml:space="preserve">All corrections are logged in the</w:t>
+      </w:r>
+      <w:r>
+        <w:t xml:space="preserve"> </w:t>
+      </w:r>
+      <w:r>
+        <w:rPr>
+          <w:bCs/>
+          <w:b/>
+        </w:rPr>
+        <w:t xml:space="preserve">GoBD-compliant audit log</w:t>
+      </w:r>
+      <w:r>
+        <w:t xml:space="preserve">.</w:t>
+      </w:r>
+    </w:p>
+    <w:bookmarkEnd w:id="32"/>
+    <w:bookmarkStart w:id="33" w:name="working-days-table"/>
+    <w:p>
+      <w:pPr>
+        <w:pStyle w:val="Heading3"/>
+      </w:pPr>
+      <w:r>
+        <w:t xml:space="preserve">Working days table</w:t>
+      </w:r>
+    </w:p>
+    <w:p>
+      <w:pPr>
+        <w:pStyle w:val="FirstParagraph"/>
+      </w:pPr>
+      <w:r>
         <w:t xml:space="preserve">In the table below you see for each day:</w:t>
       </w:r>
     </w:p>
@@ -1655,7 +2697,63 @@
       <w:pPr>
         <w:numPr>
           <w:ilvl w:val="0"/>
-          <w:numId w:val="1011"/>
+          <w:numId w:val="1015"/>
+        </w:numPr>
+        <w:pStyle w:val="Compact"/>
+      </w:pPr>
+      <w:r>
+        <w:rPr>
+          <w:bCs/>
+          <w:b/>
+        </w:rPr>
+        <w:t xml:space="preserve">Date</w:t>
+      </w:r>
+    </w:p>
+    <w:p>
+      <w:pPr>
+        <w:numPr>
+          <w:ilvl w:val="0"/>
+          <w:numId w:val="1015"/>
+        </w:numPr>
+        <w:pStyle w:val="Compact"/>
+      </w:pPr>
+      <w:r>
+        <w:rPr>
+          <w:bCs/>
+          <w:b/>
+        </w:rPr>
+        <w:t xml:space="preserve">Type</w:t>
+      </w:r>
+      <w:r>
+        <w:t xml:space="preserve"> </w:t>
+      </w:r>
+      <w:r>
+        <w:t xml:space="preserve">(colored badge with icon;</w:t>
+      </w:r>
+      <w:r>
+        <w:t xml:space="preserve"> </w:t>
+      </w:r>
+      <w:r>
+        <w:t xml:space="preserve">“</w:t>
+      </w:r>
+      <w:r>
+        <w:t xml:space="preserve">· ½</w:t>
+      </w:r>
+      <w:r>
+        <w:t xml:space="preserve">”</w:t>
+      </w:r>
+      <w:r>
+        <w:t xml:space="preserve"> </w:t>
+      </w:r>
+      <w:r>
+        <w:t xml:space="preserve">for half-days)</w:t>
+      </w:r>
+    </w:p>
+    <w:p>
+      <w:pPr>
+        <w:numPr>
+          <w:ilvl w:val="0"/>
+          <w:numId w:val="1015"/>
         </w:numPr>
         <w:pStyle w:val="Compact"/>
       </w:pPr>
@@ -1666,12 +2764,33 @@
         </w:rPr>
         <w:t xml:space="preserve">Clock In – Clock Out</w:t>
       </w:r>
-    </w:p>
-    <w:p>
-      <w:pPr>
-        <w:numPr>
-          <w:ilvl w:val="0"/>
-          <w:numId w:val="1011"/>
+      <w:r>
+        <w:t xml:space="preserve"> </w:t>
+      </w:r>
+      <w:r>
+        <w:t xml:space="preserve">(for full-day absences:</w:t>
+      </w:r>
+      <w:r>
+        <w:t xml:space="preserve"> </w:t>
+      </w:r>
+      <w:r>
+        <w:t xml:space="preserve">“</w:t>
+      </w:r>
+      <w:r>
+        <w:t xml:space="preserve">—</w:t>
+      </w:r>
+      <w:r>
+        <w:t xml:space="preserve">”</w:t>
+      </w:r>
+      <w:r>
+        <w:t xml:space="preserve">)</w:t>
+      </w:r>
+    </w:p>
+    <w:p>
+      <w:pPr>
+        <w:numPr>
+          <w:ilvl w:val="0"/>
+          <w:numId w:val="1015"/>
         </w:numPr>
         <w:pStyle w:val="Compact"/>
       </w:pPr>
@@ -1687,7 +2806,7 @@
       <w:pPr>
         <w:numPr>
           <w:ilvl w:val="0"/>
-          <w:numId w:val="1011"/>
+          <w:numId w:val="1015"/>
         </w:numPr>
         <w:pStyle w:val="Compact"/>
       </w:pPr>
@@ -1709,7 +2828,7 @@
       <w:pPr>
         <w:numPr>
           <w:ilvl w:val="0"/>
-          <w:numId w:val="1011"/>
+          <w:numId w:val="1015"/>
         </w:numPr>
         <w:pStyle w:val="Compact"/>
       </w:pPr>
@@ -1731,7 +2850,7 @@
       <w:pPr>
         <w:numPr>
           <w:ilvl w:val="0"/>
-          <w:numId w:val="1011"/>
+          <w:numId w:val="1015"/>
         </w:numPr>
         <w:pStyle w:val="Compact"/>
       </w:pPr>
@@ -1742,21 +2861,27 @@
         </w:rPr>
         <w:t xml:space="preserve">Note</w:t>
       </w:r>
-      <w:r>
-        <w:t xml:space="preserve"> </w:t>
-      </w:r>
-      <w:r>
-        <w:t xml:space="preserve">and</w:t>
-      </w:r>
-      <w:r>
-        <w:t xml:space="preserve"> </w:t>
-      </w:r>
-      <w:r>
-        <w:rPr>
-          <w:bCs/>
-          <w:b/>
-        </w:rPr>
-        <w:t xml:space="preserve">Status</w:t>
+    </w:p>
+    <w:p>
+      <w:pPr>
+        <w:numPr>
+          <w:ilvl w:val="0"/>
+          <w:numId w:val="1015"/>
+        </w:numPr>
+        <w:pStyle w:val="Compact"/>
+      </w:pPr>
+      <w:r>
+        <w:rPr>
+          <w:bCs/>
+          <w:b/>
+        </w:rPr>
+        <w:t xml:space="preserve">Actions</w:t>
+      </w:r>
+      <w:r>
+        <w:t xml:space="preserve"> </w:t>
+      </w:r>
+      <w:r>
+        <w:t xml:space="preserve">(Edit button)</w:t>
       </w:r>
     </w:p>
     <w:p>
@@ -1766,8 +2891,9 @@
         </w:pict>
       </w:r>
     </w:p>
-    <w:bookmarkEnd w:id="28"/>
-    <w:bookmarkStart w:id="29" w:name="X41ead6b929780ca055c6716050295c1f4b7cf01"/>
+    <w:bookmarkEnd w:id="33"/>
+    <w:bookmarkEnd w:id="34"/>
+    <w:bookmarkStart w:id="35" w:name="X41ead6b929780ca055c6716050295c1f4b7cf01"/>
     <w:p>
       <w:pPr>
         <w:pStyle w:val="Heading2"/>
@@ -2106,8 +3232,8 @@
         </w:pict>
       </w:r>
     </w:p>
-    <w:bookmarkEnd w:id="29"/>
-    <w:bookmarkStart w:id="30" w:name="frequently-asked-questions-brief"/>
+    <w:bookmarkEnd w:id="35"/>
+    <w:bookmarkStart w:id="36" w:name="frequently-asked-questions-brief"/>
     <w:p>
       <w:pPr>
         <w:pStyle w:val="Heading2"/>
@@ -2120,7 +3246,7 @@
       <w:pPr>
         <w:numPr>
           <w:ilvl w:val="0"/>
-          <w:numId w:val="1012"/>
+          <w:numId w:val="1016"/>
         </w:numPr>
         <w:pStyle w:val="Compact"/>
       </w:pPr>
@@ -2142,7 +3268,7 @@
       <w:pPr>
         <w:numPr>
           <w:ilvl w:val="0"/>
-          <w:numId w:val="1012"/>
+          <w:numId w:val="1016"/>
         </w:numPr>
         <w:pStyle w:val="Compact"/>
       </w:pPr>
@@ -2180,7 +3306,7 @@
       <w:pPr>
         <w:numPr>
           <w:ilvl w:val="0"/>
-          <w:numId w:val="1012"/>
+          <w:numId w:val="1016"/>
         </w:numPr>
         <w:pStyle w:val="Compact"/>
       </w:pPr>
@@ -2217,8 +3343,8 @@
         <w:t xml:space="preserve">Insight Arcs – Time Tracking &amp; Project Forecast · GDPR-compliant (hosting in Germany) · GoBD &amp; ArbZG compliant</w:t>
       </w:r>
     </w:p>
-    <w:bookmarkEnd w:id="30"/>
-    <w:bookmarkEnd w:id="31"/>
+    <w:bookmarkEnd w:id="36"/>
+    <w:bookmarkEnd w:id="37"/>
     <w:sectPr/>
   </w:body>
 </w:document>
@@ -2625,39 +3751,78 @@
     <w:abstractNumId w:val="991"/>
   </w:num>
   <w:num w:numId="1010">
-    <w:abstractNumId w:val="99411"/>
-    <w:lvlOverride w:ilvl="0">
-      <w:startOverride w:val="1"/>
-    </w:lvlOverride>
-    <w:lvlOverride w:ilvl="1">
-      <w:startOverride w:val="1"/>
-    </w:lvlOverride>
-    <w:lvlOverride w:ilvl="2">
-      <w:startOverride w:val="1"/>
-    </w:lvlOverride>
-    <w:lvlOverride w:ilvl="3">
-      <w:startOverride w:val="1"/>
-    </w:lvlOverride>
-    <w:lvlOverride w:ilvl="4">
-      <w:startOverride w:val="1"/>
-    </w:lvlOverride>
-    <w:lvlOverride w:ilvl="5">
-      <w:startOverride w:val="1"/>
-    </w:lvlOverride>
-    <w:lvlOverride w:ilvl="6">
-      <w:startOverride w:val="1"/>
-    </w:lvlOverride>
-    <w:lvlOverride w:ilvl="7">
-      <w:startOverride w:val="1"/>
-    </w:lvlOverride>
-    <w:lvlOverride w:ilvl="8">
-      <w:startOverride w:val="1"/>
-    </w:lvlOverride>
+    <w:abstractNumId w:val="991"/>
   </w:num>
   <w:num w:numId="1011">
     <w:abstractNumId w:val="991"/>
   </w:num>
   <w:num w:numId="1012">
+    <w:abstractNumId w:val="991"/>
+  </w:num>
+  <w:num w:numId="1013">
+    <w:abstractNumId w:val="99411"/>
+    <w:lvlOverride w:ilvl="0">
+      <w:startOverride w:val="1"/>
+    </w:lvlOverride>
+    <w:lvlOverride w:ilvl="1">
+      <w:startOverride w:val="1"/>
+    </w:lvlOverride>
+    <w:lvlOverride w:ilvl="2">
+      <w:startOverride w:val="1"/>
+    </w:lvlOverride>
+    <w:lvlOverride w:ilvl="3">
+      <w:startOverride w:val="1"/>
+    </w:lvlOverride>
+    <w:lvlOverride w:ilvl="4">
+      <w:startOverride w:val="1"/>
+    </w:lvlOverride>
+    <w:lvlOverride w:ilvl="5">
+      <w:startOverride w:val="1"/>
+    </w:lvlOverride>
+    <w:lvlOverride w:ilvl="6">
+      <w:startOverride w:val="1"/>
+    </w:lvlOverride>
+    <w:lvlOverride w:ilvl="7">
+      <w:startOverride w:val="1"/>
+    </w:lvlOverride>
+    <w:lvlOverride w:ilvl="8">
+      <w:startOverride w:val="1"/>
+    </w:lvlOverride>
+  </w:num>
+  <w:num w:numId="1014">
+    <w:abstractNumId w:val="99411"/>
+    <w:lvlOverride w:ilvl="0">
+      <w:startOverride w:val="1"/>
+    </w:lvlOverride>
+    <w:lvlOverride w:ilvl="1">
+      <w:startOverride w:val="1"/>
+    </w:lvlOverride>
+    <w:lvlOverride w:ilvl="2">
+      <w:startOverride w:val="1"/>
+    </w:lvlOverride>
+    <w:lvlOverride w:ilvl="3">
+      <w:startOverride w:val="1"/>
+    </w:lvlOverride>
+    <w:lvlOverride w:ilvl="4">
+      <w:startOverride w:val="1"/>
+    </w:lvlOverride>
+    <w:lvlOverride w:ilvl="5">
+      <w:startOverride w:val="1"/>
+    </w:lvlOverride>
+    <w:lvlOverride w:ilvl="6">
+      <w:startOverride w:val="1"/>
+    </w:lvlOverride>
+    <w:lvlOverride w:ilvl="7">
+      <w:startOverride w:val="1"/>
+    </w:lvlOverride>
+    <w:lvlOverride w:ilvl="8">
+      <w:startOverride w:val="1"/>
+    </w:lvlOverride>
+  </w:num>
+  <w:num w:numId="1015">
+    <w:abstractNumId w:val="991"/>
+  </w:num>
+  <w:num w:numId="1016">
     <w:abstractNumId w:val="991"/>
   </w:num>
 </w:numbering>
